--- a/public/assets/Jirald_Calusay_Resume.docx
+++ b/public/assets/Jirald_Calusay_Resume.docx
@@ -523,7 +523,7 @@
           <w:szCs w:val="16"/>
           <w:rtl w:val="0"/>
         </w:rPr>
-        <w:t xml:space="preserve">Qroad Ph | Jun 2026 – Present</w:t>
+        <w:t xml:space="preserve">Qroad Ph | Jun 2026 – Aug 2026</w:t>
       </w:r>
       <w:r>
         <w:rPr>
